--- a/courseware/threads-edition/LP-Claude AI Masterclass - Threads Edition.docx
+++ b/courseware/threads-edition/LP-Claude AI Masterclass - Threads Edition.docx
@@ -193,7 +193,7 @@
           <w:color w:val="1F6FEB"/>
           <w:sz w:val="24"/>
         </w:rPr>
-        <w:t>Version 5.1 · 27 October 2026</w:t>
+        <w:t>Version 5.2 · 27 October 2026</w:t>
       </w:r>
     </w:p>
     <w:p>
@@ -936,6 +936,64 @@
           </w:p>
         </w:tc>
       </w:tr>
+      <w:tr>
+        <w:tc>
+          <w:tcPr>
+            <w:tcW w:type="dxa" w:w="1152"/>
+          </w:tcPr>
+          <w:p>
+            <w:r/>
+            <w:r>
+              <w:rPr>
+                <w:sz w:val="19"/>
+              </w:rPr>
+              <w:t>5.2</w:t>
+            </w:r>
+          </w:p>
+        </w:tc>
+        <w:tc>
+          <w:tcPr>
+            <w:tcW w:type="dxa" w:w="1728"/>
+          </w:tcPr>
+          <w:p>
+            <w:r/>
+            <w:r>
+              <w:rPr>
+                <w:sz w:val="19"/>
+              </w:rPr>
+              <w:t>27 October 2026</w:t>
+            </w:r>
+          </w:p>
+        </w:tc>
+        <w:tc>
+          <w:tcPr>
+            <w:tcW w:type="dxa" w:w="4320"/>
+          </w:tcPr>
+          <w:p>
+            <w:r/>
+            <w:r>
+              <w:rPr>
+                <w:sz w:val="19"/>
+              </w:rPr>
+              <w:t>Topic 1 adds Project vs Session, a diagram of how sessions sit in a project (Classic) or how project, session, thread and agent relate (Threads), A Project Answers Four Questions (Instructions HOW, Context WHAT, Folder WHERE, Scheduled WHEN), Instructions vs Context and the project-room analogy; the pricing slide is updated (Free, Pro, Max, Team and Enterprise) and a Claude models slide added (Haiku, Sonnet, Opus, Fable). Every lab gains an In the project panel. Lab 7 builds a Next Lumo post mod; Lab 8 now schedules the daily post; Lab 10 schedules the weekly report. Timetable rebalanced (Lab 7 25 min, Lab 8 40 min, Lab 10 20 min). Glossary adds Context, Instructions and Session. Seventeen annotated screenshots from the class delivery added to the deck and LG: plan and usage, model and effort menus, permission mode, the project page and + menu, the Gmail connector, installing a skill, and the Lab 3, Lab 4 and Lab 8 outputs.</w:t>
+            </w:r>
+          </w:p>
+        </w:tc>
+        <w:tc>
+          <w:tcPr>
+            <w:tcW w:type="dxa" w:w="1440"/>
+          </w:tcPr>
+          <w:p>
+            <w:r/>
+            <w:r>
+              <w:rPr>
+                <w:sz w:val="19"/>
+              </w:rPr>
+              <w:t>Dr. Alfred Ang</w:t>
+            </w:r>
+          </w:p>
+        </w:tc>
+      </w:tr>
     </w:tbl>
     <w:p>
       <w:r>
@@ -971,7 +1029,7 @@
         </w:rPr>
         <w:t>Course Information</w:t>
         <w:tab/>
-        <w:t>4</w:t>
+        <w:t>5</w:t>
       </w:r>
     </w:p>
     <w:p>
@@ -990,7 +1048,7 @@
         </w:rPr>
         <w:t>Learning Outcomes</w:t>
         <w:tab/>
-        <w:t>4</w:t>
+        <w:t>5</w:t>
       </w:r>
     </w:p>
     <w:p>
@@ -1009,7 +1067,7 @@
         </w:rPr>
         <w:t>Learning Reinforcement</w:t>
         <w:tab/>
-        <w:t>4</w:t>
+        <w:t>5</w:t>
       </w:r>
     </w:p>
     <w:p>
@@ -1028,7 +1086,7 @@
         </w:rPr>
         <w:t>Course Schedule</w:t>
         <w:tab/>
-        <w:t>5</w:t>
+        <w:t>6</w:t>
       </w:r>
     </w:p>
     <w:p>
@@ -1048,7 +1106,7 @@
         </w:rPr>
         <w:t>Day 1 — From a blank project to a researched, branded, scheduled product launch</w:t>
         <w:tab/>
-        <w:t>5</w:t>
+        <w:t>6</w:t>
       </w:r>
     </w:p>
     <w:p>
@@ -1067,7 +1125,7 @@
         </w:rPr>
         <w:t>Lab Reference (aligned to course topics)</w:t>
         <w:tab/>
-        <w:t>6</w:t>
+        <w:t>7</w:t>
       </w:r>
     </w:p>
     <w:p>
@@ -1740,7 +1798,7 @@
                 <w:b/>
                 <w:sz w:val="19"/>
               </w:rPr>
-              <w:t>Topic 1 — Claude Projects and Market Research: the Claude family, setup, the new Projects, lead agent and threads, goal, instructions, context and memory</w:t>
+              <w:t>Topic 1 — Claude Projects and Market Research: the Claude family, setup, the new Projects, project vs session, lead agent and threads, goal, how, what, where and when (instructions, context, folder, scheduled), memory</w:t>
             </w:r>
           </w:p>
         </w:tc>
@@ -2411,7 +2469,7 @@
                 <w:b/>
                 <w:sz w:val="19"/>
               </w:rPr>
-              <w:t>Topic 2 — Plugins and mods: skills versus plugins, Discover, namespaced commands</w:t>
+              <w:t>Topic 2 — Plugins and mods: skills versus plugins, Discover, namespaced commands, building a mod</w:t>
             </w:r>
           </w:p>
         </w:tc>
@@ -2429,7 +2487,7 @@
                 <w:b w:val="0"/>
                 <w:sz w:val="19"/>
               </w:rPr>
-              <w:t>15:40–16:00</w:t>
+              <w:t>15:40–16:05</w:t>
             </w:r>
           </w:p>
         </w:tc>
@@ -2445,7 +2503,7 @@
                 <w:b w:val="0"/>
                 <w:sz w:val="19"/>
               </w:rPr>
-              <w:t>20 min</w:t>
+              <w:t>25 min</w:t>
             </w:r>
           </w:p>
         </w:tc>
@@ -2461,7 +2519,7 @@
                 <w:b w:val="0"/>
                 <w:sz w:val="19"/>
               </w:rPr>
-              <w:t>Hands-on: Lab 7: Add the Marketing Plugin</w:t>
+              <w:t>Hands-on: Lab 7: Add the Marketing Plugin and a Mod</w:t>
             </w:r>
           </w:p>
         </w:tc>
@@ -2480,7 +2538,7 @@
                 <w:b/>
                 <w:sz w:val="19"/>
               </w:rPr>
-              <w:t>16:00–16:10</w:t>
+              <w:t>16:05–16:15</w:t>
             </w:r>
           </w:p>
         </w:tc>
@@ -2532,7 +2590,7 @@
                 <w:b w:val="0"/>
                 <w:sz w:val="19"/>
               </w:rPr>
-              <w:t>16:10–16:45</w:t>
+              <w:t>16:15–16:55</w:t>
             </w:r>
           </w:p>
         </w:tc>
@@ -2548,7 +2606,7 @@
                 <w:b w:val="0"/>
                 <w:sz w:val="19"/>
               </w:rPr>
-              <w:t>35 min</w:t>
+              <w:t>40 min</w:t>
             </w:r>
           </w:p>
         </w:tc>
@@ -2564,7 +2622,7 @@
                 <w:b w:val="0"/>
                 <w:sz w:val="19"/>
               </w:rPr>
-              <w:t>Hands-on: Lab 8: Create Social Media Posts in Parallel Threads</w:t>
+              <w:t>Hands-on: Lab 8: Create and Schedule Social Posts in Parallel Threads</w:t>
             </w:r>
           </w:p>
         </w:tc>
@@ -2582,7 +2640,7 @@
                 <w:b w:val="0"/>
                 <w:sz w:val="19"/>
               </w:rPr>
-              <w:t>16:45–17:15</w:t>
+              <w:t>16:55–17:25</w:t>
             </w:r>
           </w:p>
         </w:tc>
@@ -2632,7 +2690,7 @@
                 <w:b w:val="0"/>
                 <w:sz w:val="19"/>
               </w:rPr>
-              <w:t>17:15–17:45</w:t>
+              <w:t>17:25–17:45</w:t>
             </w:r>
           </w:p>
         </w:tc>
@@ -2648,7 +2706,7 @@
                 <w:b w:val="0"/>
                 <w:sz w:val="19"/>
               </w:rPr>
-              <w:t>30 min</w:t>
+              <w:t>20 min</w:t>
             </w:r>
           </w:p>
         </w:tc>
@@ -2664,7 +2722,7 @@
                 <w:b w:val="0"/>
                 <w:sz w:val="19"/>
               </w:rPr>
-              <w:t>Hands-on: Lab 10: Schedule the Posts and Review the Project</w:t>
+              <w:t>Hands-on: Lab 10: Schedule the Weekly Report and Review the Project</w:t>
             </w:r>
           </w:p>
         </w:tc>
@@ -2937,7 +2995,7 @@
                 <w:b w:val="0"/>
                 <w:sz w:val="19"/>
               </w:rPr>
-              <w:t>160 min (2 h 40 min)</w:t>
+              <w:t>165 min (2 h 45 min)</w:t>
             </w:r>
           </w:p>
         </w:tc>
@@ -2962,7 +3020,7 @@
               <w:br/>
               <w:t>Lab 6: Capture the Brand Voice as an Agent Skill</w:t>
               <w:br/>
-              <w:t>Lab 7: Add the Marketing Plugin</w:t>
+              <w:t>Lab 7: Add the Marketing Plugin and a Mod</w:t>
             </w:r>
           </w:p>
         </w:tc>
@@ -3001,7 +3059,7 @@
                 <w:b w:val="0"/>
                 <w:sz w:val="19"/>
               </w:rPr>
-              <w:t>105 min (1 h 45 min)</w:t>
+              <w:t>100 min (1 h 40 min)</w:t>
             </w:r>
           </w:p>
         </w:tc>
@@ -3017,11 +3075,11 @@
                 <w:b w:val="0"/>
                 <w:sz w:val="19"/>
               </w:rPr>
-              <w:t>Lab 8: Create Social Media Posts in Parallel Threads</w:t>
+              <w:t>Lab 8: Create and Schedule Social Posts in Parallel Threads</w:t>
               <w:br/>
               <w:t>Lab 9: Produce a 15-Second Launch Video</w:t>
               <w:br/>
-              <w:t>Lab 10: Schedule the Posts and Review the Project</w:t>
+              <w:t>Lab 10: Schedule the Weekly Report and Review the Project</w:t>
             </w:r>
           </w:p>
         </w:tc>

--- a/courseware/threads-edition/LP-Claude AI Masterclass - Threads Edition.docx
+++ b/courseware/threads-edition/LP-Claude AI Masterclass - Threads Edition.docx
@@ -193,7 +193,7 @@
           <w:color w:val="1F6FEB"/>
           <w:sz w:val="24"/>
         </w:rPr>
-        <w:t>Version 5.2 · 27 October 2026</w:t>
+        <w:t>Version 6.0 · 28 October 2026</w:t>
       </w:r>
     </w:p>
     <w:p>
@@ -994,6 +994,64 @@
           </w:p>
         </w:tc>
       </w:tr>
+      <w:tr>
+        <w:tc>
+          <w:tcPr>
+            <w:tcW w:type="dxa" w:w="1152"/>
+          </w:tcPr>
+          <w:p>
+            <w:r/>
+            <w:r>
+              <w:rPr>
+                <w:sz w:val="19"/>
+              </w:rPr>
+              <w:t>6.0</w:t>
+            </w:r>
+          </w:p>
+        </w:tc>
+        <w:tc>
+          <w:tcPr>
+            <w:tcW w:type="dxa" w:w="1728"/>
+          </w:tcPr>
+          <w:p>
+            <w:r/>
+            <w:r>
+              <w:rPr>
+                <w:sz w:val="19"/>
+              </w:rPr>
+              <w:t>28 October 2026</w:t>
+            </w:r>
+          </w:p>
+        </w:tc>
+        <w:tc>
+          <w:tcPr>
+            <w:tcW w:type="dxa" w:w="4320"/>
+          </w:tcPr>
+          <w:p>
+            <w:r/>
+            <w:r>
+              <w:rPr>
+                <w:sz w:val="19"/>
+              </w:rPr>
+              <w:t>Rebuilt Topic 2 around learner feedback asking for more practical depth on Claude's tools and skills, with direct Claude examples in place of analogies. New slides and LG sections: tools vs skills, Claude's built-in tools, how Claude calls a tool, the Lab 4 tool-call trace, tool permissions, six everyday connector jobs, tool troubleshooting, data analysis with the code tool, the kinds of skill, the lumo-brand-voice SKILL.md, good and bad descriptions, a gallery of workplace skills and skill troubleshooting. Lab 4 adds Drive search and Gmail draft use cases and has Claude list its tool calls; Lab 5 opens with a survey analysis saved to Excel; Lab 6 uses the skill on supplied customer messages, then updates and retests it; Lab 7 opens a plugin's skills. New shared sample data: lumo-customer-messages.txt and the survey in Lab 5. The project-room analogy is replaced by where each part lives in the app. Timetable rebalanced: Topic 2 gains 30 minutes (Topic 1 theory 30 min, Lab 2 35, Topic 2 tools 40 and skills 15, Labs 4-6 35 each; Lab 8 35, Lab 9 25, recap 10).</w:t>
+            </w:r>
+          </w:p>
+        </w:tc>
+        <w:tc>
+          <w:tcPr>
+            <w:tcW w:type="dxa" w:w="1440"/>
+          </w:tcPr>
+          <w:p>
+            <w:r/>
+            <w:r>
+              <w:rPr>
+                <w:sz w:val="19"/>
+              </w:rPr>
+              <w:t>Dr. Alfred Ang</w:t>
+            </w:r>
+          </w:p>
+        </w:tc>
+      </w:tr>
     </w:tbl>
     <w:p>
       <w:r>
@@ -1367,7 +1425,7 @@
               <w:rPr>
                 <w:sz w:val="20"/>
               </w:rPr>
-              <w:t>10 labs · 315 of the 540 scheduled minutes (58%) are hands-on lab time</w:t>
+              <w:t>10 labs · 310 of the 480 scheduled minutes (64%) are hands-on lab time</w:t>
             </w:r>
           </w:p>
         </w:tc>
@@ -1491,7 +1549,7 @@
         <w:rPr>
           <w:sz w:val="21"/>
         </w:rPr>
-        <w:t>LO4: Connect Google Drive and Gmail so Claude reads campaign files and sends an approved summary.</w:t>
+        <w:t>LO4: Connect Google Drive and Gmail and use their tools to reconcile, search, save and draft, sending only what you approve.</w:t>
       </w:r>
     </w:p>
     <w:p>
@@ -1502,7 +1560,7 @@
         <w:rPr>
           <w:sz w:val="21"/>
         </w:rPr>
-        <w:t>LO5: Produce a launch deck and a campaign brief with Claude's Slides and Docs, using built-in skills.</w:t>
+        <w:t>LO5: Analyse survey data with Claude's code tool and Excel, and produce a launch deck and campaign brief with Slides and Docs using built-in skills.</w:t>
       </w:r>
     </w:p>
     <w:p>
@@ -1513,7 +1571,7 @@
         <w:rPr>
           <w:sz w:val="21"/>
         </w:rPr>
-        <w:t>LO6: Capture a brand voice as an Agent Skill with /skill-creator, and install and use a marketing plugin.</w:t>
+        <w:t>LO6: Capture a brand voice as an Agent Skill with /skill-creator, use and update it on workplace messages, and install and use a marketing plugin.</w:t>
       </w:r>
     </w:p>
     <w:p>
@@ -1711,7 +1769,7 @@
                 <w:b w:val="0"/>
                 <w:sz w:val="19"/>
               </w:rPr>
-              <w:t>9:00–9:20</w:t>
+              <w:t>9:00–9:15</w:t>
             </w:r>
           </w:p>
         </w:tc>
@@ -1728,7 +1786,7 @@
                 <w:b w:val="0"/>
                 <w:sz w:val="19"/>
               </w:rPr>
-              <w:t>20 min</w:t>
+              <w:t>15 min</w:t>
             </w:r>
           </w:p>
         </w:tc>
@@ -1764,7 +1822,7 @@
                 <w:b/>
                 <w:sz w:val="19"/>
               </w:rPr>
-              <w:t>9:20–9:55</w:t>
+              <w:t>9:15–9:45</w:t>
             </w:r>
           </w:p>
         </w:tc>
@@ -1781,7 +1839,7 @@
                 <w:b w:val="0"/>
                 <w:sz w:val="19"/>
               </w:rPr>
-              <w:t>35 min</w:t>
+              <w:t>30 min</w:t>
             </w:r>
           </w:p>
         </w:tc>
@@ -1816,7 +1874,7 @@
                 <w:b w:val="0"/>
                 <w:sz w:val="19"/>
               </w:rPr>
-              <w:t>9:55–10:20</w:t>
+              <w:t>9:45–10:10</w:t>
             </w:r>
           </w:p>
         </w:tc>
@@ -1867,7 +1925,7 @@
                 <w:b w:val="0"/>
                 <w:sz w:val="19"/>
               </w:rPr>
-              <w:t>10:20–10:35</w:t>
+              <w:t>10:10–10:25</w:t>
             </w:r>
           </w:p>
         </w:tc>
@@ -1919,7 +1977,7 @@
                 <w:b w:val="0"/>
                 <w:sz w:val="19"/>
               </w:rPr>
-              <w:t>10:35–11:15</w:t>
+              <w:t>10:25–11:00</w:t>
             </w:r>
           </w:p>
         </w:tc>
@@ -1935,7 +1993,7 @@
                 <w:b w:val="0"/>
                 <w:sz w:val="19"/>
               </w:rPr>
-              <w:t>40 min</w:t>
+              <w:t>35 min</w:t>
             </w:r>
           </w:p>
         </w:tc>
@@ -1970,7 +2028,7 @@
                 <w:b/>
                 <w:sz w:val="19"/>
               </w:rPr>
-              <w:t>11:15–11:25</w:t>
+              <w:t>11:00–11:10</w:t>
             </w:r>
           </w:p>
         </w:tc>
@@ -2022,7 +2080,7 @@
                 <w:b w:val="0"/>
                 <w:sz w:val="19"/>
               </w:rPr>
-              <w:t>11:25–12:05</w:t>
+              <w:t>11:10–11:50</w:t>
             </w:r>
           </w:p>
         </w:tc>
@@ -2073,7 +2131,7 @@
                 <w:b/>
                 <w:sz w:val="19"/>
               </w:rPr>
-              <w:t>12:05–12:30</w:t>
+              <w:t>11:50–12:30</w:t>
             </w:r>
           </w:p>
         </w:tc>
@@ -2090,7 +2148,7 @@
                 <w:b w:val="0"/>
                 <w:sz w:val="19"/>
               </w:rPr>
-              <w:t>25 min</w:t>
+              <w:t>40 min</w:t>
             </w:r>
           </w:p>
         </w:tc>
@@ -2107,7 +2165,7 @@
                 <w:b/>
                 <w:sz w:val="19"/>
               </w:rPr>
-              <w:t>Topic 2 — Connectors, Skills and Plugins: connectors, Drive scope, Gmail approval and the context window</w:t>
+              <w:t>Topic 2 — Tools and Connectors: tools vs skills, Claude's built-in tools, how Claude calls a tool, reading a tool call, connectors and permissions, six everyday connector jobs, troubleshooting, and the context window</w:t>
             </w:r>
           </w:p>
         </w:tc>
@@ -2229,7 +2287,7 @@
                 <w:b/>
                 <w:sz w:val="19"/>
               </w:rPr>
-              <w:t>14:05–14:15</w:t>
+              <w:t>14:05–14:20</w:t>
             </w:r>
           </w:p>
         </w:tc>
@@ -2246,7 +2304,7 @@
                 <w:b w:val="0"/>
                 <w:sz w:val="19"/>
               </w:rPr>
-              <w:t>10 min</w:t>
+              <w:t>15 min</w:t>
             </w:r>
           </w:p>
         </w:tc>
@@ -2263,7 +2321,7 @@
                 <w:b/>
                 <w:sz w:val="19"/>
               </w:rPr>
-              <w:t>Topic 2 — Slides, Docs and Agent Skills: built-in skills, the three layers and /skill-creator</w:t>
+              <w:t>Topic 2 — Data Analysis, Slides, Docs and Agent Skills: analysing data with the code tool, built-in skills, the three layers, a real SKILL.md, writing the description, a gallery of workplace skills, /skill-creator and troubleshooting</w:t>
             </w:r>
           </w:p>
         </w:tc>
@@ -2281,7 +2339,7 @@
                 <w:b w:val="0"/>
                 <w:sz w:val="19"/>
               </w:rPr>
-              <w:t>14:15–14:45</w:t>
+              <w:t>14:20–14:55</w:t>
             </w:r>
           </w:p>
         </w:tc>
@@ -2297,7 +2355,7 @@
                 <w:b w:val="0"/>
                 <w:sz w:val="19"/>
               </w:rPr>
-              <w:t>30 min</w:t>
+              <w:t>35 min</w:t>
             </w:r>
           </w:p>
         </w:tc>
@@ -2313,7 +2371,7 @@
                 <w:b w:val="0"/>
                 <w:sz w:val="19"/>
               </w:rPr>
-              <w:t>Hands-on: Lab 5: Create the Launch Deck and Campaign Brief</w:t>
+              <w:t>Hands-on: Lab 5: Analyse the Survey, Then Build the Deck and Brief</w:t>
             </w:r>
           </w:p>
         </w:tc>
@@ -2331,7 +2389,7 @@
                 <w:b w:val="0"/>
                 <w:sz w:val="19"/>
               </w:rPr>
-              <w:t>14:45–15:15</w:t>
+              <w:t>14:55–15:30</w:t>
             </w:r>
           </w:p>
         </w:tc>
@@ -2347,7 +2405,7 @@
                 <w:b w:val="0"/>
                 <w:sz w:val="19"/>
               </w:rPr>
-              <w:t>30 min</w:t>
+              <w:t>35 min</w:t>
             </w:r>
           </w:p>
         </w:tc>
@@ -2382,7 +2440,7 @@
                 <w:b w:val="0"/>
                 <w:sz w:val="19"/>
               </w:rPr>
-              <w:t>15:15–15:30</w:t>
+              <w:t>15:30–15:45</w:t>
             </w:r>
           </w:p>
         </w:tc>
@@ -2435,7 +2493,7 @@
                 <w:b/>
                 <w:sz w:val="19"/>
               </w:rPr>
-              <w:t>15:30–15:40</w:t>
+              <w:t>15:45–15:55</w:t>
             </w:r>
           </w:p>
         </w:tc>
@@ -2487,7 +2545,7 @@
                 <w:b w:val="0"/>
                 <w:sz w:val="19"/>
               </w:rPr>
-              <w:t>15:40–16:05</w:t>
+              <w:t>15:55–16:20</w:t>
             </w:r>
           </w:p>
         </w:tc>
@@ -2538,7 +2596,7 @@
                 <w:b/>
                 <w:sz w:val="19"/>
               </w:rPr>
-              <w:t>16:05–16:15</w:t>
+              <w:t>16:20–16:30</w:t>
             </w:r>
           </w:p>
         </w:tc>
@@ -2590,7 +2648,7 @@
                 <w:b w:val="0"/>
                 <w:sz w:val="19"/>
               </w:rPr>
-              <w:t>16:15–16:55</w:t>
+              <w:t>16:30–17:05</w:t>
             </w:r>
           </w:p>
         </w:tc>
@@ -2606,7 +2664,7 @@
                 <w:b w:val="0"/>
                 <w:sz w:val="19"/>
               </w:rPr>
-              <w:t>40 min</w:t>
+              <w:t>35 min</w:t>
             </w:r>
           </w:p>
         </w:tc>
@@ -2640,7 +2698,7 @@
                 <w:b w:val="0"/>
                 <w:sz w:val="19"/>
               </w:rPr>
-              <w:t>16:55–17:25</w:t>
+              <w:t>17:05–17:30</w:t>
             </w:r>
           </w:p>
         </w:tc>
@@ -2656,7 +2714,7 @@
                 <w:b w:val="0"/>
                 <w:sz w:val="19"/>
               </w:rPr>
-              <w:t>30 min</w:t>
+              <w:t>25 min</w:t>
             </w:r>
           </w:p>
         </w:tc>
@@ -2690,7 +2748,7 @@
                 <w:b w:val="0"/>
                 <w:sz w:val="19"/>
               </w:rPr>
-              <w:t>17:25–17:45</w:t>
+              <w:t>17:30–17:50</w:t>
             </w:r>
           </w:p>
         </w:tc>
@@ -2741,7 +2799,7 @@
                 <w:b w:val="0"/>
                 <w:sz w:val="19"/>
               </w:rPr>
-              <w:t>17:45–18:00</w:t>
+              <w:t>17:50–18:00</w:t>
             </w:r>
           </w:p>
         </w:tc>
@@ -2758,7 +2816,7 @@
                 <w:b w:val="0"/>
                 <w:sz w:val="19"/>
               </w:rPr>
-              <w:t>15 min</w:t>
+              <w:t>10 min</w:t>
             </w:r>
           </w:p>
         </w:tc>
@@ -2927,7 +2985,7 @@
                 <w:b w:val="0"/>
                 <w:sz w:val="19"/>
               </w:rPr>
-              <w:t>150 min (2 h 30 min)</w:t>
+              <w:t>140 min (2 h 20 min)</w:t>
             </w:r>
           </w:p>
         </w:tc>
@@ -2995,7 +3053,7 @@
                 <w:b w:val="0"/>
                 <w:sz w:val="19"/>
               </w:rPr>
-              <w:t>165 min (2 h 45 min)</w:t>
+              <w:t>195 min (3 h 15 min)</w:t>
             </w:r>
           </w:p>
         </w:tc>
@@ -3016,7 +3074,7 @@
               </w:rPr>
               <w:t>Lab 4: Connect Google Drive and Gmail</w:t>
               <w:br/>
-              <w:t>Lab 5: Create the Launch Deck and Campaign Brief</w:t>
+              <w:t>Lab 5: Analyse the Survey, Then Build the Deck and Brief</w:t>
               <w:br/>
               <w:t>Lab 6: Capture the Brand Voice as an Agent Skill</w:t>
               <w:br/>
@@ -3059,7 +3117,7 @@
                 <w:b w:val="0"/>
                 <w:sz w:val="19"/>
               </w:rPr>
-              <w:t>100 min (1 h 40 min)</w:t>
+              <w:t>90 min (1 h 30 min)</w:t>
             </w:r>
           </w:p>
         </w:tc>
